--- a/content/Bios/Richard_Mauro.docx
+++ b/content/Bios/Richard_Mauro.docx
@@ -1,266 +1,8 @@
 
 <file path=word/document.xml><?xml version="1.0" encoding="utf-8"?>
-<w:document xmlns:w14="http://schemas.microsoft.com/office/word/2010/wordml" xmlns:wp14="http://schemas.microsoft.com/office/word/2010/wordprocessingDrawing" xmlns:w="http://schemas.openxmlformats.org/wordprocessingml/2006/main" xmlns:m="http://schemas.openxmlformats.org/officeDocument/2006/math" xmlns:r="http://schemas.openxmlformats.org/officeDocument/2006/relationships" xmlns:o="urn:schemas-microsoft-com:office:office" xmlns:v="urn:schemas-microsoft-com:vml" xmlns:w10="urn:schemas-microsoft-com:office:word" xmlns:a="http://schemas.openxmlformats.org/drawingml/2006/main" xmlns:pic="http://schemas.openxmlformats.org/drawingml/2006/picture" xmlns:wp="http://schemas.openxmlformats.org/drawingml/2006/wordprocessingDrawing" xmlns:mc="http://schemas.openxmlformats.org/markup-compatibility/2006" mc:Ignorable="w14 wp14">
+<w:document xmlns:ns1="http://schemas.openxmlformats.org/markup-compatibility/2006" xmlns:ns2="http://schemas.microsoft.com/office/word/2010/wordml" xmlns:w="http://schemas.openxmlformats.org/wordprocessingml/2006/main" ns1:Ignorable="w14 wp14">
   <w:body>
-    <w:p xmlns:wp14="http://schemas.microsoft.com/office/word/2010/wordml" wp14:textId="77777777">
-      <w:pPr>
-        <w:pStyle w:val="FirstParagraph"/>
-      </w:pPr>
-      <w:r>
-        <w:rPr/>
-        <w:t>2010 Hall of Fame Inductee Richard Joseph</w:t>
-      </w:r>
-      <w:r>
-        <w:rPr/>
-        <w:t xml:space="preserve"> </w:t>
-      </w:r>
-      <w:r>
-        <w:rPr/>
-        <w:t>‘Blue Blaze’</w:t>
-      </w:r>
-      <w:r>
-        <w:rPr/>
-        <w:t xml:space="preserve"> </w:t>
-      </w:r>
-      <w:r>
-        <w:rPr/>
-        <w:t>Mauro –</w:t>
-      </w:r>
-      <w:r>
-        <w:rPr/>
-        <w:t xml:space="preserve"> </w:t>
-      </w:r>
-      <w:r>
-        <w:rPr/>
-        <w:t>Littleton</w:t>
-      </w:r>
-      <w:r>
-        <w:rPr/>
-        <w:t xml:space="preserve"> </w:t>
-      </w:r>
-      <w:r>
-        <w:rPr/>
-        <w:t xml:space="preserve">Richard graduated from North Denver High School, Denver, Colorado in 1948. He now </w:t>
-      </w:r>
-      <w:r>
-        <w:rPr/>
-        <w:t>resides</w:t>
-      </w:r>
-      <w:r>
-        <w:rPr/>
-        <w:t xml:space="preserve"> </w:t>
-      </w:r>
-      <w:r>
-        <w:rPr/>
-        <w:t>in Littleton, Colorado with his wife Marie.</w:t>
-      </w:r>
-      <w:r>
-        <w:rPr/>
-        <w:t xml:space="preserve"> </w:t>
-      </w:r>
-      <w:r>
-        <w:rPr/>
-        <w:t>‘Blue Blaze’</w:t>
-      </w:r>
-      <w:r>
-        <w:rPr/>
-        <w:t xml:space="preserve"> </w:t>
-      </w:r>
-      <w:r>
-        <w:rPr/>
-        <w:t xml:space="preserve">has </w:t>
-      </w:r>
-      <w:r>
-        <w:rPr/>
-        <w:t>a long list</w:t>
-      </w:r>
-      <w:r>
-        <w:rPr/>
-        <w:t xml:space="preserve"> of contributions to community athletics. </w:t>
-      </w:r>
-      <w:r>
-        <w:rPr/>
-        <w:t>He umpired for a total of</w:t>
-      </w:r>
-      <w:r>
-        <w:rPr/>
-        <w:t xml:space="preserve"> </w:t>
-      </w:r>
-      <w:r>
-        <w:rPr/>
-        <w:t>eighteen years in the high school and college/ university venues.</w:t>
-      </w:r>
-      <w:r>
-        <w:rPr/>
-        <w:t xml:space="preserve"> </w:t>
-      </w:r>
-      <w:r>
-        <w:rPr/>
-        <w:t>Richard became a member of the Rocky Mountain Umpires Association during those eighteen</w:t>
-      </w:r>
-      <w:r>
-        <w:rPr/>
-        <w:t xml:space="preserve"> </w:t>
-      </w:r>
-      <w:r>
-        <w:rPr/>
-        <w:t xml:space="preserve">years of </w:t>
-      </w:r>
-      <w:r>
-        <w:rPr/>
-        <w:t>service, and</w:t>
-      </w:r>
-      <w:r>
-        <w:rPr/>
-        <w:t xml:space="preserve"> became President of that association for two years. He was on </w:t>
-      </w:r>
-      <w:r>
-        <w:rPr/>
-        <w:t>Board</w:t>
-      </w:r>
-      <w:r>
-        <w:rPr/>
-        <w:t xml:space="preserve"> of</w:t>
-      </w:r>
-      <w:r>
-        <w:rPr/>
-        <w:t xml:space="preserve"> </w:t>
-      </w:r>
-      <w:r>
-        <w:rPr/>
-        <w:t>Directors for two years as well.</w:t>
-      </w:r>
-      <w:r>
-        <w:rPr/>
-        <w:t xml:space="preserve"> </w:t>
-      </w:r>
-      <w:r>
-        <w:rPr/>
-        <w:t>Richard coached Northside Community Centers B-Legion Team for five years where he took the</w:t>
-      </w:r>
-      <w:r>
-        <w:rPr/>
-        <w:t xml:space="preserve"> </w:t>
-      </w:r>
-      <w:r>
-        <w:rPr/>
-        <w:t>team on to win two League Championships and one State Championship.</w:t>
-      </w:r>
-      <w:r>
-        <w:rPr/>
-        <w:t xml:space="preserve"> </w:t>
-      </w:r>
-      <w:r>
-        <w:rPr/>
-        <w:t>While acting Assistant Coach to Ron Mitchell, he helped to take the Metz Lumber Girls’ Softball</w:t>
-      </w:r>
-      <w:r>
-        <w:rPr/>
-        <w:t xml:space="preserve"> </w:t>
-      </w:r>
-      <w:r>
-        <w:rPr/>
-        <w:t xml:space="preserve">Team to three State Championships and a </w:t>
-      </w:r>
-      <w:r>
-        <w:rPr/>
-        <w:t>seventh place</w:t>
-      </w:r>
-      <w:r>
-        <w:rPr/>
-        <w:t xml:space="preserve"> win in the Nationals in San Antonio,</w:t>
-      </w:r>
-      <w:r>
-        <w:rPr/>
-        <w:t xml:space="preserve"> </w:t>
-      </w:r>
-      <w:r>
-        <w:rPr/>
-        <w:t>Texas.</w:t>
-      </w:r>
-      <w:r>
-        <w:rPr/>
-        <w:t xml:space="preserve"> </w:t>
-      </w:r>
-      <w:r>
-        <w:rPr/>
-        <w:t xml:space="preserve">Richard has </w:t>
-      </w:r>
-      <w:r>
-        <w:rPr/>
-        <w:t>a long list</w:t>
-      </w:r>
-      <w:r>
-        <w:rPr/>
-        <w:t xml:space="preserve"> of accomplishments which include umpiring at Bears Stadium in three All</w:t>
-      </w:r>
-      <w:r>
-        <w:rPr/>
-        <w:t xml:space="preserve"> </w:t>
-      </w:r>
-      <w:r>
-        <w:rPr/>
-        <w:t>Star games.</w:t>
-      </w:r>
-      <w:r>
-        <w:rPr/>
-        <w:t xml:space="preserve"> </w:t>
-      </w:r>
-      <w:r>
-        <w:rPr/>
-        <w:t xml:space="preserve">He </w:t>
-      </w:r>
-      <w:r>
-        <w:rPr/>
-        <w:t>represented</w:t>
-      </w:r>
-      <w:r>
-        <w:rPr/>
-        <w:t xml:space="preserve"> the umpires at a C.H.S.A.D. meeting asking for an increase in pay for High School</w:t>
-      </w:r>
-      <w:r>
-        <w:rPr/>
-        <w:t xml:space="preserve"> </w:t>
-      </w:r>
-      <w:r>
-        <w:rPr/>
-        <w:t xml:space="preserve">Baseball Games and was successful in </w:t>
-      </w:r>
-      <w:r>
-        <w:rPr/>
-        <w:t>accomplishing</w:t>
-      </w:r>
-      <w:r>
-        <w:rPr/>
-        <w:t xml:space="preserve"> his mission.</w:t>
-      </w:r>
-    </w:p>
-    <w:p>
-      <w:pPr>
-        <w:pStyle w:val="BodyText"/>
-      </w:pPr>
-    </w:p>
-    <w:p>
-      <w:pPr>
-        <w:pStyle w:val="Heading2"/>
-        <w:spacing w:before="261" w:beforeAutospacing="off" w:after="261" w:afterAutospacing="off" w:line="300" w:lineRule="auto"/>
-      </w:pPr>
-      <w:r>
-        <w:rPr>
-          <w:rFonts w:ascii="Segoe UI" w:hAnsi="Segoe UI" w:eastAsia="Segoe UI" w:cs="Segoe UI"/>
-          <w:b w:val="1"/>
-          <w:bCs w:val="1"/>
-          <w:i w:val="0"/>
-          <w:iCs w:val="0"/>
-          <w:noProof w:val="0"/>
-          <w:sz w:val="31"/>
-          <w:szCs w:val="31"/>
-          <w:lang w:val="en-US"/>
-        </w:rPr>
-        <w:t>Revised Biography: Richard Joseph “Blue Blaze” Mauro</w:t>
-      </w:r>
-    </w:p>
-    <w:p>
+    <w:p ns2:paraId="781541BD" ns2:textId="3F1622C5">
       <w:pPr>
         <w:spacing w:before="210" w:beforeAutospacing="off" w:after="210" w:afterAutospacing="off" w:line="300" w:lineRule="auto"/>
       </w:pPr>
@@ -279,7 +21,7 @@
         <w:t>2010 Hall of Fame Inductee – Littleton</w:t>
       </w:r>
     </w:p>
-    <w:p>
+    <w:p ns2:paraId="723AD1D4" ns2:textId="10ECA76F">
       <w:pPr>
         <w:spacing w:before="210" w:beforeAutospacing="off" w:after="210" w:afterAutospacing="off" w:line="300" w:lineRule="auto"/>
         <w:rPr>
@@ -393,7 +135,7 @@
         <w:t>, with his wife, Marie. Throughout his life, Richard has made extensive contributions to community athletics, earning the respect of players, coaches, and fellow officials across the state.</w:t>
       </w:r>
     </w:p>
-    <w:p>
+    <w:p ns2:paraId="69BAE172" ns2:textId="1412CFCA">
       <w:pPr>
         <w:spacing w:before="210" w:beforeAutospacing="off" w:after="210" w:afterAutospacing="off" w:line="300" w:lineRule="auto"/>
         <w:rPr>
@@ -549,7 +291,7 @@
         <w:t>.</w:t>
       </w:r>
     </w:p>
-    <w:p>
+    <w:p ns2:paraId="3BABEE3F" ns2:textId="5E039EF2">
       <w:pPr>
         <w:spacing w:before="210" w:beforeAutospacing="off" w:after="210" w:afterAutospacing="off" w:line="300" w:lineRule="auto"/>
         <w:rPr>
@@ -691,7 +433,7 @@
         <w:t xml:space="preserve"> in San Antonio, Texas.</w:t>
       </w:r>
     </w:p>
-    <w:p>
+    <w:p ns2:paraId="2A6235F8" ns2:textId="7A8E4146">
       <w:pPr>
         <w:spacing w:before="210" w:beforeAutospacing="off" w:after="210" w:afterAutospacing="off" w:line="300" w:lineRule="auto"/>
         <w:rPr>
@@ -833,7 +575,7 @@
         <w:t xml:space="preserve"> meeting, where he successfully advocated for increased pay for high school baseball umpires.</w:t>
       </w:r>
     </w:p>
-    <w:p>
+    <w:p ns2:paraId="6275F9C9" ns2:textId="26434FCB">
       <w:pPr>
         <w:spacing w:before="210" w:beforeAutospacing="off" w:after="210" w:afterAutospacing="off" w:line="300" w:lineRule="auto"/>
         <w:rPr>
@@ -863,7 +605,7 @@
         <w:t>A respected leader, coach, and official, Richard “Blue Blaze” Mauro has left a lasting and meaningful mark on Colorado baseball.</w:t>
       </w:r>
     </w:p>
-    <w:p>
+    <w:p ns2:paraId="652D5866" ns2:textId="51D700AE">
       <w:pPr>
         <w:pStyle w:val="BodyText"/>
       </w:pPr>
